--- a/Science Books/Physics/Volume overview/32 - String Theory and M-Theory - What If Particles Are Tiny Strings.docx
+++ b/Science Books/Physics/Volume overview/32 - String Theory and M-Theory - What If Particles Are Tiny Strings.docx
@@ -95,7 +95,7 @@
         <w:jc w:val="both"/>
       </w:pPr>
       <w:r>
-        <w:t xml:space="preserve">The motivation is not merely that tiny strings sound interesting. Quantum mechanics and general relativity are both extraordinarily successful. But when we try to push them together under extreme conditions—especially near singularities or at the Planck scale—the mathematics becomes troublesome. String theory offers a different starting point.</w:t>
+        <w:t>The motivation is not merely that microscopic strings sound interesting. Quantum mechanics and general relativity are both extraordinarily successful. But when we try to push them together under extreme conditions—especially near singularities or at the Planck scale, a length around 10⁻³⁵ meters, so far beyond anything any experiment has ever probed that it functions more as a theoretical horizon than a measured distance—the mathematics becomes troublesome. String theory offers a different starting point.</w:t>
       </w:r>
     </w:p>
     <w:p>
@@ -183,7 +183,7 @@
         <w:jc w:val="both"/>
       </w:pPr>
       <w:r>
-        <w:t xml:space="preserve">String theory became much more mathematically powerful when combined with supersymmetry. Supersymmetry proposes a deep relationship between fermions and bosons. In a supersymmetric theory, particles would have partner particles related by the symmetry. No confirmed superpartner has yet been observed.</w:t>
+        <w:t>String theory became much more mathematically powerful when combined with supersymmetry. Supersymmetry proposes a deep relationship between fermions (matter particles, like electrons and quarks) and bosons (force-carrying particles, like photons and gluons) — two families that, in the ordinary Standard Model, have nothing to do with each other. In a supersymmetric theory, particles would have partner particles related by the symmetry. No confirmed superpartner has yet been observed.</w:t>
       </w:r>
     </w:p>
     <w:p>
@@ -455,7 +455,7 @@
         <w:jc w:val="both"/>
       </w:pPr>
       <w:r>
-        <w:t xml:space="preserve">Yet their entropy suggested an enormous number of underlying microscopic states. String theory provided a concrete microscopic account for important classes of black holes. The theory was suddenly doing more than producing pretty mathematics. It was explaining something about a real physical object.</w:t>
+        <w:t>Yet their entropy suggested a staggering number of underlying microscopic states. String theory provided a concrete microscopic account for important classes of black holes. The theory was suddenly doing more than producing pretty mathematics. It was explaining something about a real physical object.</w:t>
       </w:r>
     </w:p>
     <w:p>
@@ -471,7 +471,7 @@
         <w:jc w:val="both"/>
       </w:pPr>
       <w:r>
-        <w:t xml:space="preserve">Black holes led to an even deeper problem. If something falls into a black hole, what happens to its information? Quantum mechanics says information should not simply disappear. Classical general relativity seems to allow a black hole to evaporate through Hawking radiation.</w:t>
+        <w:t>Black holes led to an even deeper problem. If something falls into a black hole, what happens to its information? Quantum mechanics says information should not simply disappear. Classical general relativity seems to allow a black hole to evaporate anyway, slowly leaking itself away as Hawking radiation — a faint quantum glow Stephen Hawking predicted every black hole should emit, even though nothing is supposed to escape one.</w:t>
       </w:r>
     </w:p>
     <w:p>
@@ -503,7 +503,7 @@
         <w:jc w:val="both"/>
       </w:pPr>
       <w:r>
-        <w:t>Different dimensions. Apparently different physics. Yet the same underlying information. This is the modern concrete realization behind much of the holographic principle — though it's worth being precise about what's actually been shown. The duality is proven, or very strongly supported, for a specific, idealized kind of spacetime called Anti-de Sitter space, which isn't quite the expanding universe we actually live in. It's a real result, not a metaphor. It just isn't yet a direct statement about our own cosmology.</w:t>
+        <w:t>Different dimensions. Apparently different physics. Yet the same underlying information. This is the modern concrete realization behind much of the holographic principle — though it's worth being precise about what's actually been shown. The duality is proven, or very strongly supported, for a specific, idealized kind of spacetime called Anti-de Sitter space, which isn't quite the expanding universe we live in. It's a real result, not a metaphor. It just isn't yet a direct statement about our own cosmology.</w:t>
       </w:r>
     </w:p>
     <w:p>

--- a/Science Books/Physics/Volume overview/32 - String Theory and M-Theory - What If Particles Are Tiny Strings.docx
+++ b/Science Books/Physics/Volume overview/32 - String Theory and M-Theory - What If Particles Are Tiny Strings.docx
@@ -9,7 +9,7 @@
         <w:jc w:val="center"/>
       </w:pPr>
       <w:r>
-        <w:t>Science for Everyone</w:t>
+        <w:t>Physics, Actually</w:t>
       </w:r>
     </w:p>
     <w:p>
